--- a/documents/系統簡介.docx
+++ b/documents/系統簡介.docx
@@ -362,7 +362,7 @@
         <w:rPr>
           <w:rFonts w:ascii="標楷體" w:eastAsia="標楷體" w:hAnsi="標楷體"/>
         </w:rPr>
-        <w:t xml:space="preserve">是一套植物病害診斷系統，結合 </w:t>
+        <w:t xml:space="preserve">結合 </w:t>
       </w:r>
       <w:r>
         <w:rPr>
@@ -374,7 +374,7 @@
         <w:rPr>
           <w:rFonts w:ascii="標楷體" w:eastAsia="標楷體" w:hAnsi="標楷體"/>
         </w:rPr>
-        <w:t xml:space="preserve"> 行動應用、</w:t>
+        <w:t>、</w:t>
       </w:r>
       <w:proofErr w:type="spellStart"/>
       <w:r>
@@ -388,7 +388,7 @@
         <w:rPr>
           <w:rFonts w:ascii="標楷體" w:eastAsia="標楷體" w:hAnsi="標楷體"/>
         </w:rPr>
-        <w:t xml:space="preserve"> 後端、</w:t>
+        <w:t>、</w:t>
       </w:r>
       <w:r>
         <w:rPr>
@@ -400,31 +400,31 @@
         <w:rPr>
           <w:rFonts w:ascii="標楷體" w:eastAsia="標楷體" w:hAnsi="標楷體"/>
         </w:rPr>
-        <w:t xml:space="preserve"> 資料庫與 </w:t>
-      </w:r>
-      <w:r>
-        <w:rPr>
-          <w:rFonts w:eastAsia="標楷體"/>
-        </w:rPr>
-        <w:t xml:space="preserve">Google Gemini </w:t>
-      </w:r>
-      <w:r>
-        <w:rPr>
-          <w:rFonts w:ascii="標楷體" w:eastAsia="標楷體" w:hAnsi="標楷體"/>
-        </w:rPr>
-        <w:t>多模態</w:t>
-      </w:r>
-      <w:r>
-        <w:rPr>
-          <w:rFonts w:eastAsia="標楷體"/>
-        </w:rPr>
-        <w:t>AI</w:t>
-      </w:r>
-      <w:r>
-        <w:rPr>
-          <w:rFonts w:ascii="標楷體" w:eastAsia="標楷體" w:hAnsi="標楷體"/>
-        </w:rPr>
-        <w:t>。使用者可上傳植物照片，系統會分析作物與健康狀態，提供照護建議並保存個人診斷紀錄。</w:t>
+        <w:t xml:space="preserve"> 與 </w:t>
+      </w:r>
+      <w:r>
+        <w:rPr>
+          <w:rFonts w:eastAsia="標楷體"/>
+        </w:rPr>
+        <w:t>Google Gemini，協助使用者拍照或選圖，取得植物狀</w:t>
+      </w:r>
+      <w:r>
+        <w:rPr>
+          <w:rFonts w:ascii="標楷體" w:eastAsia="標楷體" w:hAnsi="標楷體"/>
+        </w:rPr>
+        <w:t>態</w:t>
+      </w:r>
+      <w:r>
+        <w:rPr>
+          <w:rFonts w:eastAsia="標楷體"/>
+        </w:rPr>
+        <w:t>初步判讀與照護參考資訊</w:t>
+      </w:r>
+      <w:r>
+        <w:rPr>
+          <w:rFonts w:ascii="標楷體" w:eastAsia="標楷體" w:hAnsi="標楷體"/>
+        </w:rPr>
+        <w:t>。使用者確認後才建立正式診斷紀錄；圖片與資料庫紀錄分開保存。</w:t>
       </w:r>
     </w:p>
     <w:p>
@@ -479,19 +479,17 @@
         <w:rPr>
           <w:rFonts w:ascii="標楷體" w:eastAsia="標楷體" w:hAnsi="標楷體"/>
         </w:rPr>
-        <w:t>系統提供帳號註冊與登入、信箱驗證、照片上傳診斷、診斷結果顯示、歷史紀錄查詢、管理者紀錄後台與忘記密碼後端流程。核心診斷流程會將圖片送至後端，由</w:t>
-      </w:r>
-      <w:r>
-        <w:rPr>
-          <w:rFonts w:eastAsia="標楷體"/>
-        </w:rPr>
-        <w:t>AI</w:t>
-      </w:r>
-      <w:r>
-        <w:rPr>
-          <w:rFonts w:ascii="標楷體" w:eastAsia="標楷體" w:hAnsi="標楷體"/>
-        </w:rPr>
-        <w:t>回傳作物名稱、健康狀態、信心值、建議與處理方法。</w:t>
+        <w:t>系統已實作註冊、信箱驗證、登入、登出、密碼重設、診斷確認、歷史紀錄、Webcam 監控與管理後台。Android 結果與歷史畫面已呈現來源、信心及需複核狀態，並將原始結果與使用者修正分列。警報查詢、確認與刪除目前由瀏覽器提供；Android 僅有對應 API 介面宣告，未提供警報管理畫面。已有程式實作不等同已通過建置或實機驗證。</w:t>
+      </w:r>
+      <w:r>
+        <w:rPr>
+          <w:rFonts w:eastAsia="標楷體"/>
+        </w:rPr>
+      </w:r>
+      <w:r>
+        <w:rPr>
+          <w:rFonts w:ascii="標楷體" w:eastAsia="標楷體" w:hAnsi="標楷體"/>
+        </w:rPr>
       </w:r>
     </w:p>
     <w:p>
@@ -615,45 +613,42 @@
         <w:rPr>
           <w:rFonts w:ascii="標楷體" w:eastAsia="標楷體" w:hAnsi="標楷體"/>
         </w:rPr>
-        <w:t>本系統特色包含拍照診斷、個人化歷史紀錄、</w:t>
-      </w:r>
-      <w:r>
-        <w:rPr>
-          <w:rFonts w:eastAsia="標楷體"/>
-        </w:rPr>
-        <w:t>Gemini AI</w:t>
-      </w:r>
-      <w:r>
-        <w:rPr>
-          <w:rFonts w:ascii="標楷體" w:eastAsia="標楷體" w:hAnsi="標楷體"/>
-        </w:rPr>
-        <w:t>多模態判斷、病蟲害知識補齊、</w:t>
-      </w:r>
-      <w:r>
-        <w:rPr>
-          <w:rFonts w:eastAsia="標楷體"/>
-        </w:rPr>
-        <w:t>Docker</w:t>
-      </w:r>
-      <w:r>
-        <w:rPr>
-          <w:rFonts w:ascii="標楷體" w:eastAsia="標楷體" w:hAnsi="標楷體"/>
-        </w:rPr>
-        <w:t>部署支援與後端</w:t>
+        <w:t>系統整合影像候選判讀、知識資料庫比對、個人歷史紀錄與 W</w:t>
+      </w:r>
+      <w:r>
+        <w:rPr>
+          <w:rFonts w:eastAsia="標楷體"/>
+        </w:rPr>
+        <w:t>ebcam 監控。來源欄位及需人工確認標記不代表已由專業人員複核；</w:t>
+      </w:r>
+      <w:r>
+        <w:rPr>
+          <w:rFonts w:ascii="標楷體" w:eastAsia="標楷體" w:hAnsi="標楷體"/>
+        </w:rPr>
+        <w:t>模型信心值也不等同辨識準確率</w:t>
+      </w:r>
+      <w:r>
+        <w:rPr>
+          <w:rFonts w:eastAsia="標楷體"/>
+        </w:rPr>
+      </w:r>
+      <w:r>
+        <w:rPr>
+          <w:rFonts w:ascii="標楷體" w:eastAsia="標楷體" w:hAnsi="標楷體"/>
+        </w:rPr>
       </w:r>
       <w:proofErr w:type="spellStart"/>
       <w:r>
         <w:rPr>
           <w:rFonts w:eastAsia="標楷體"/>
         </w:rPr>
-        <w:t>OpenAPI</w:t>
       </w:r>
       <w:proofErr w:type="spellEnd"/>
       <w:r>
         <w:rPr>
           <w:rFonts w:ascii="標楷體" w:eastAsia="標楷體" w:hAnsi="標楷體"/>
         </w:rPr>
-        <w:t>文件。</w:t>
+        <w:t>。</w:t>
       </w:r>
     </w:p>
     <w:p>
@@ -1023,13 +1018,13 @@
         <w:rPr>
           <w:rFonts w:eastAsia="標楷體"/>
         </w:rPr>
-        <w:t>SMTP</w:t>
-      </w:r>
-      <w:r>
-        <w:rPr>
-          <w:rFonts w:ascii="標楷體" w:eastAsia="標楷體" w:hAnsi="標楷體"/>
-        </w:rPr>
-        <w:t>設定。</w:t>
+        <w:t>的 SMTP</w:t>
+      </w:r>
+      <w:r>
+        <w:rPr>
+          <w:rFonts w:ascii="標楷體" w:eastAsia="標楷體" w:hAnsi="標楷體"/>
+        </w:rPr>
+        <w:t xml:space="preserve"> 設定。</w:t>
       </w:r>
     </w:p>
     <w:p>
@@ -1084,31 +1079,30 @@
         <w:rPr>
           <w:rFonts w:ascii="標楷體" w:eastAsia="標楷體" w:hAnsi="標楷體"/>
         </w:rPr>
-        <w:t>目前系統已具備核心診斷與紀錄流程，後續可補齊相機拍照、忘記密碼前端、日誌編輯刪除、管理者權限、</w:t>
-      </w:r>
-      <w:r>
-        <w:rPr>
-          <w:rFonts w:eastAsia="標楷體"/>
-        </w:rPr>
-        <w:t>AI</w:t>
-      </w:r>
-      <w:r>
-        <w:rPr>
-          <w:rFonts w:ascii="標楷體" w:eastAsia="標楷體" w:hAnsi="標楷體"/>
-        </w:rPr>
-        <w:t>輸出驗證、正式</w:t>
-      </w:r>
-      <w:r>
-        <w:rPr>
-          <w:rFonts w:eastAsia="標楷體"/>
-        </w:rPr>
-        <w:t>HTTPS</w:t>
-      </w:r>
-      <w:r>
-        <w:rPr>
-          <w:rFonts w:ascii="標楷體" w:eastAsia="標楷體" w:hAnsi="標楷體"/>
-        </w:rPr>
-        <w:t>部署與完整實機測試，使作品更接近可上線的植物健康輔助平台。</w:t>
+        <w:t>本次已實作管理員 Cookie 登入與角色保護、JWT 本人預測暫存及 15 分鐘期限、共用影像品質檢查、來源與複核快照保存、Android 診斷資訊呈現，以及依工作階段與區域區分的監控與後端觸發通知。R</w:t>
+      </w:r>
+      <w:r>
+        <w:rPr>
+          <w:rFonts w:eastAsia="標楷體"/>
+        </w:rPr>
+        <w:t>AG 只以來源完整的 data.json 資料建庫並</w:t>
+      </w:r>
+      <w:r>
+        <w:rPr>
+          <w:rFonts w:ascii="標楷體" w:eastAsia="標楷體" w:hAnsi="標楷體"/>
+        </w:rPr>
+        <w:t>驗證索引清單，不以 DOCX 作為語料。Android 建置因缺少 SDK 受阻，實機與整合驗證尚未完成；正式</w:t>
+      </w:r>
+      <w:r>
+        <w:rPr>
+          <w:rFonts w:eastAsia="標楷體"/>
+        </w:rPr>
+      </w:r>
+      <w:r>
+        <w:rPr>
+          <w:rFonts w:ascii="標楷體" w:eastAsia="標楷體" w:hAnsi="標楷體"/>
+        </w:rPr>
+        <w:t>部署、農業內容品質與辨識成效仍須另行評估。</w:t>
       </w:r>
     </w:p>
     <w:p>

--- a/documents/系統簡介.docx
+++ b/documents/系統簡介.docx
@@ -281,7 +281,7 @@
           <w:color w:val="000000"/>
           <w:sz w:val="28"/>
         </w:rPr>
-        <w:t>AI 揭露：[AI-1] Gemini 用於系統影像判讀與文字向量；[AI-3] Codex 協助本次簡介整理與規範核對。工具說明及頁碼索引見完整手冊第 14 章。</w:t>
+        <w:t>AI 揭露： Gemini 用於系統影像判讀與文字向量； Codex 協助本次簡介整理與規範核對。工具說明及頁碼索引見完整手冊第 14 章。</w:t>
       </w:r>
     </w:p>
     <w:sectPr>

--- a/documents/系統簡介.docx
+++ b/documents/系統簡介.docx
@@ -4,14 +4,17 @@
   <w:body>
     <w:p>
       <w:pPr>
-        <w:pStyle w:val="aa"/>
         <w:rPr>
+          <w:rFonts w:ascii="微軟正黑體" w:eastAsia="微軟正黑體" w:hAnsi="微軟正黑體"/>
+          <w:shd w:val="clear" w:color="auto" w:fill="FFF2CC"/>
           <w:lang w:eastAsia="zh-TW"/>
         </w:rPr>
       </w:pPr>
       <w:r>
         <w:rPr>
-          <w:rFonts w:ascii="Times New Roman" w:eastAsia="標楷體" w:hAnsi="Times New Roman" w:cs="Times New Roman"/>
+          <w:rFonts w:ascii="微軟正黑體" w:eastAsia="微軟正黑體" w:hAnsi="微軟正黑體" w:hint="eastAsia"/>
+          <w:sz w:val="32"/>
+          <w:szCs w:val="32"/>
           <w:lang w:eastAsia="zh-TW"/>
         </w:rPr>
         <w:t>系統簡介</w:t>
@@ -19,118 +22,500 @@
     </w:p>
     <w:p>
       <w:pPr>
-        <w:ind w:firstLine="560"/>
+        <w:pStyle w:val="affa"/>
+        <w:pBdr>
+          <w:top w:val="thinThickSmallGap" w:sz="24" w:space="0" w:color="auto"/>
+          <w:bottom w:val="thickThinSmallGap" w:sz="24" w:space="0" w:color="auto"/>
+        </w:pBdr>
+        <w:snapToGrid w:val="0"/>
+        <w:jc w:val="both"/>
         <w:rPr>
-          <w:lang w:eastAsia="zh-TW"/>
+          <w:rFonts w:ascii="Times New Roman" w:eastAsia="標楷體" w:hAnsi="Times New Roman" w:hint="default"/>
+          <w:sz w:val="28"/>
         </w:rPr>
       </w:pPr>
       <w:r>
         <w:rPr>
-          <w:rFonts w:cs="Times New Roman"/>
-          <w:lang w:eastAsia="zh-TW"/>
+          <w:rFonts w:ascii="Times New Roman" w:eastAsia="標楷體" w:hAnsi="Times New Roman"/>
+          <w:sz w:val="28"/>
         </w:rPr>
         <w:t>組</w:t>
       </w:r>
       <w:r>
         <w:rPr>
-          <w:rFonts w:cs="Times New Roman"/>
-          <w:lang w:eastAsia="zh-TW"/>
+          <w:rFonts w:ascii="Times New Roman" w:eastAsia="標楷體" w:hAnsi="Times New Roman"/>
+          <w:sz w:val="28"/>
         </w:rPr>
         <w:t xml:space="preserve">    </w:t>
       </w:r>
       <w:r>
         <w:rPr>
-          <w:rFonts w:cs="Times New Roman"/>
-          <w:lang w:eastAsia="zh-TW"/>
+          <w:rFonts w:ascii="Times New Roman" w:eastAsia="標楷體" w:hAnsi="Times New Roman"/>
+          <w:sz w:val="28"/>
         </w:rPr>
         <w:t>別：第</w:t>
       </w:r>
       <w:r>
         <w:rPr>
-          <w:rFonts w:cs="Times New Roman"/>
-          <w:lang w:eastAsia="zh-TW"/>
+          <w:rFonts w:ascii="Times New Roman" w:eastAsia="標楷體" w:hAnsi="Times New Roman"/>
+          <w:sz w:val="28"/>
         </w:rPr>
         <w:t>115203</w:t>
       </w:r>
       <w:r>
         <w:rPr>
-          <w:rFonts w:cs="Times New Roman"/>
-          <w:lang w:eastAsia="zh-TW"/>
+          <w:rFonts w:ascii="Times New Roman" w:eastAsia="標楷體" w:hAnsi="Times New Roman"/>
+          <w:sz w:val="28"/>
         </w:rPr>
         <w:t>組</w:t>
       </w:r>
     </w:p>
     <w:p>
       <w:pPr>
-        <w:ind w:firstLine="560"/>
+        <w:pStyle w:val="affa"/>
+        <w:pBdr>
+          <w:top w:val="thinThickSmallGap" w:sz="24" w:space="0" w:color="auto"/>
+          <w:bottom w:val="thickThinSmallGap" w:sz="24" w:space="0" w:color="auto"/>
+        </w:pBdr>
+        <w:snapToGrid w:val="0"/>
+        <w:jc w:val="both"/>
         <w:rPr>
-          <w:lang w:eastAsia="zh-TW"/>
+          <w:rFonts w:ascii="Times New Roman" w:eastAsia="標楷體" w:hAnsi="Times New Roman" w:hint="default"/>
+          <w:sz w:val="28"/>
         </w:rPr>
       </w:pPr>
       <w:r>
         <w:rPr>
-          <w:rFonts w:cs="Times New Roman"/>
-          <w:lang w:eastAsia="zh-TW"/>
+          <w:rFonts w:ascii="Times New Roman" w:eastAsia="標楷體" w:hAnsi="Times New Roman"/>
+          <w:sz w:val="28"/>
         </w:rPr>
         <w:t>專題名稱：</w:t>
       </w:r>
       <w:r>
         <w:rPr>
-          <w:rFonts w:cs="Times New Roman"/>
-          <w:lang w:eastAsia="zh-TW"/>
-        </w:rPr>
-        <w:t xml:space="preserve"> </w:t>
-      </w:r>
-      <w:r>
-        <w:rPr>
-          <w:rFonts w:cs="Times New Roman"/>
-          <w:lang w:eastAsia="zh-TW"/>
+          <w:rFonts w:ascii="Times New Roman" w:eastAsia="標楷體" w:hAnsi="Times New Roman"/>
+          <w:color w:val="000000"/>
+          <w:sz w:val="28"/>
         </w:rPr>
         <w:t>植葉神醫</w:t>
       </w:r>
       <w:r>
         <w:rPr>
-          <w:rFonts w:cs="Times New Roman"/>
-          <w:lang w:eastAsia="zh-TW"/>
+          <w:rFonts w:ascii="Times New Roman" w:eastAsia="標楷體" w:hAnsi="Times New Roman"/>
+          <w:color w:val="000000"/>
+          <w:sz w:val="28"/>
         </w:rPr>
         <w:t xml:space="preserve"> Plant Doctor - </w:t>
       </w:r>
       <w:r>
         <w:rPr>
-          <w:rFonts w:cs="Times New Roman"/>
-          <w:lang w:eastAsia="zh-TW"/>
+          <w:rFonts w:ascii="Times New Roman" w:eastAsia="標楷體" w:hAnsi="Times New Roman"/>
+          <w:color w:val="000000"/>
+          <w:sz w:val="28"/>
         </w:rPr>
         <w:t>植物病害診斷系統</w:t>
       </w:r>
     </w:p>
     <w:p>
       <w:pPr>
-        <w:ind w:firstLine="560"/>
+        <w:pStyle w:val="affa"/>
+        <w:pBdr>
+          <w:top w:val="thinThickSmallGap" w:sz="24" w:space="0" w:color="auto"/>
+          <w:bottom w:val="thickThinSmallGap" w:sz="24" w:space="0" w:color="auto"/>
+        </w:pBdr>
+        <w:snapToGrid w:val="0"/>
+        <w:jc w:val="both"/>
         <w:rPr>
-          <w:lang w:eastAsia="zh-TW"/>
+          <w:rFonts w:ascii="Times New Roman" w:eastAsia="標楷體" w:hAnsi="Times New Roman" w:hint="default"/>
+          <w:sz w:val="28"/>
         </w:rPr>
       </w:pPr>
       <w:r>
         <w:rPr>
-          <w:rFonts w:cs="Times New Roman"/>
-          <w:lang w:eastAsia="zh-TW"/>
+          <w:rFonts w:ascii="Times New Roman" w:eastAsia="標楷體" w:hAnsi="Times New Roman"/>
+          <w:sz w:val="28"/>
         </w:rPr>
         <w:t>指導教師：</w:t>
       </w:r>
       <w:r>
         <w:rPr>
-          <w:rFonts w:cs="Times New Roman"/>
-          <w:lang w:eastAsia="zh-TW"/>
+          <w:rFonts w:ascii="Times New Roman" w:eastAsia="標楷體" w:hAnsi="Times New Roman"/>
+          <w:color w:val="000000"/>
+          <w:sz w:val="28"/>
+        </w:rPr>
+        <w:t>陳信宏老師</w:t>
+      </w:r>
+    </w:p>
+    <w:p>
+      <w:pPr>
+        <w:pStyle w:val="affa"/>
+        <w:pBdr>
+          <w:top w:val="thinThickSmallGap" w:sz="24" w:space="0" w:color="auto"/>
+          <w:bottom w:val="thickThinSmallGap" w:sz="24" w:space="0" w:color="auto"/>
+        </w:pBdr>
+        <w:snapToGrid w:val="0"/>
+        <w:jc w:val="both"/>
+        <w:rPr>
+          <w:rFonts w:ascii="Times New Roman" w:eastAsia="標楷體" w:hAnsi="Times New Roman" w:hint="default"/>
+          <w:sz w:val="28"/>
+        </w:rPr>
+      </w:pPr>
+      <w:r>
+        <w:rPr>
+          <w:rFonts w:ascii="Times New Roman" w:eastAsia="標楷體" w:hAnsi="Times New Roman"/>
+          <w:sz w:val="28"/>
+        </w:rPr>
+        <w:t>專題學生：</w:t>
+      </w:r>
+      <w:r>
+        <w:rPr>
+          <w:rFonts w:ascii="Times New Roman" w:eastAsia="標楷體" w:hAnsi="Times New Roman" w:hint="default"/>
+          <w:sz w:val="28"/>
         </w:rPr>
         <w:t xml:space="preserve"> </w:t>
       </w:r>
       <w:r>
         <w:rPr>
-          <w:rFonts w:cs="Times New Roman"/>
-          <w:lang w:eastAsia="zh-TW"/>
+          <w:rFonts w:ascii="Times New Roman" w:eastAsia="標楷體" w:hAnsi="Times New Roman"/>
+          <w:color w:val="000000"/>
+          <w:sz w:val="28"/>
         </w:rPr>
-        <w:t>陳信宏老師</w:t>
+        <w:t>11436016</w:t>
       </w:r>
+      <w:r>
+        <w:rPr>
+          <w:rFonts w:ascii="Times New Roman" w:eastAsia="標楷體" w:hAnsi="Times New Roman"/>
+          <w:color w:val="000000"/>
+          <w:sz w:val="28"/>
+        </w:rPr>
+        <w:t>龔正源、</w:t>
+      </w:r>
+      <w:r>
+        <w:rPr>
+          <w:rFonts w:ascii="Times New Roman" w:eastAsia="標楷體" w:hAnsi="Times New Roman"/>
+          <w:color w:val="000000"/>
+          <w:sz w:val="28"/>
+        </w:rPr>
+        <w:t xml:space="preserve">11436014 </w:t>
+      </w:r>
+      <w:r>
+        <w:rPr>
+          <w:rFonts w:ascii="Times New Roman" w:eastAsia="標楷體" w:hAnsi="Times New Roman"/>
+          <w:color w:val="000000"/>
+          <w:sz w:val="28"/>
+        </w:rPr>
+        <w:t>林東建、</w:t>
+      </w:r>
+      <w:r>
+        <w:rPr>
+          <w:rFonts w:ascii="Times New Roman" w:eastAsia="標楷體" w:hAnsi="Times New Roman"/>
+          <w:color w:val="000000"/>
+          <w:sz w:val="28"/>
+        </w:rPr>
+        <w:t xml:space="preserve">11436015 </w:t>
+      </w:r>
+      <w:r>
+        <w:rPr>
+          <w:rFonts w:ascii="Times New Roman" w:eastAsia="標楷體" w:hAnsi="Times New Roman"/>
+          <w:color w:val="000000"/>
+          <w:sz w:val="28"/>
+        </w:rPr>
+        <w:t>陳浩民、</w:t>
+      </w:r>
+      <w:r>
+        <w:rPr>
+          <w:rFonts w:ascii="Times New Roman" w:eastAsia="標楷體" w:hAnsi="Times New Roman"/>
+          <w:color w:val="000000"/>
+          <w:sz w:val="28"/>
+        </w:rPr>
+        <w:t xml:space="preserve">11436022 </w:t>
+      </w:r>
+      <w:r>
+        <w:rPr>
+          <w:rFonts w:ascii="Times New Roman" w:eastAsia="標楷體" w:hAnsi="Times New Roman"/>
+          <w:color w:val="000000"/>
+          <w:sz w:val="28"/>
+        </w:rPr>
+        <w:t>周昱潤、</w:t>
+      </w:r>
+      <w:r>
+        <w:rPr>
+          <w:rFonts w:ascii="Times New Roman" w:eastAsia="標楷體" w:hAnsi="Times New Roman"/>
+          <w:color w:val="000000"/>
+          <w:sz w:val="28"/>
+        </w:rPr>
+        <w:t xml:space="preserve">11436023 </w:t>
+      </w:r>
+      <w:r>
+        <w:rPr>
+          <w:rFonts w:ascii="Times New Roman" w:eastAsia="標楷體" w:hAnsi="Times New Roman"/>
+          <w:color w:val="000000"/>
+          <w:sz w:val="28"/>
+        </w:rPr>
+        <w:t>施奕安</w:t>
+      </w:r>
+    </w:p>
+    <w:p>
+      <w:pPr>
+        <w:widowControl w:val="0"/>
+        <w:numPr>
+          <w:ilvl w:val="0"/>
+          <w:numId w:val="10"/>
+        </w:numPr>
+        <w:tabs>
+          <w:tab w:val="clear" w:pos="480"/>
+          <w:tab w:val="left" w:pos="658"/>
+        </w:tabs>
+        <w:snapToGrid w:val="0"/>
+        <w:spacing w:line="360" w:lineRule="auto"/>
+        <w:ind w:left="482" w:hanging="482"/>
+        <w:rPr>
+          <w:b/>
+        </w:rPr>
+      </w:pPr>
+      <w:proofErr w:type="spellStart"/>
+      <w:r>
+        <w:rPr>
+          <w:rFonts w:hint="eastAsia"/>
+          <w:b/>
+        </w:rPr>
+        <w:t>前言</w:t>
+      </w:r>
+      <w:proofErr w:type="spellEnd"/>
+    </w:p>
+    <w:p>
+      <w:pPr>
+        <w:pStyle w:val="affc"/>
+        <w:snapToGrid w:val="0"/>
+        <w:spacing w:line="360" w:lineRule="auto"/>
+        <w:ind w:left="722"/>
+        <w:rPr>
+          <w:rFonts w:eastAsia="標楷體"/>
+          <w:szCs w:val="24"/>
+        </w:rPr>
+      </w:pPr>
+      <w:r>
+        <w:rPr>
+          <w:rFonts w:eastAsia="標楷體"/>
+          <w:szCs w:val="24"/>
+        </w:rPr>
+        <w:t>植葉神醫</w:t>
+      </w:r>
+      <w:r>
+        <w:rPr>
+          <w:rFonts w:eastAsia="標楷體"/>
+          <w:szCs w:val="24"/>
+        </w:rPr>
+        <w:t xml:space="preserve"> Plant Doctor </w:t>
+      </w:r>
+      <w:r>
+        <w:rPr>
+          <w:rFonts w:eastAsia="標楷體"/>
+          <w:szCs w:val="24"/>
+        </w:rPr>
+        <w:t>結合</w:t>
+      </w:r>
+      <w:r>
+        <w:rPr>
+          <w:rFonts w:eastAsia="標楷體"/>
+          <w:szCs w:val="24"/>
+        </w:rPr>
+        <w:t xml:space="preserve"> Android</w:t>
+      </w:r>
+      <w:r>
+        <w:rPr>
+          <w:rFonts w:eastAsia="標楷體"/>
+          <w:szCs w:val="24"/>
+        </w:rPr>
+        <w:t>、</w:t>
+      </w:r>
+      <w:proofErr w:type="spellStart"/>
+      <w:r>
+        <w:rPr>
+          <w:rFonts w:eastAsia="標楷體"/>
+          <w:szCs w:val="24"/>
+        </w:rPr>
+        <w:t>FastAPI</w:t>
+      </w:r>
+      <w:proofErr w:type="spellEnd"/>
+      <w:r>
+        <w:rPr>
+          <w:rFonts w:eastAsia="標楷體"/>
+          <w:szCs w:val="24"/>
+        </w:rPr>
+        <w:t>、</w:t>
+      </w:r>
+      <w:r>
+        <w:rPr>
+          <w:rFonts w:eastAsia="標楷體"/>
+          <w:szCs w:val="24"/>
+        </w:rPr>
+        <w:t xml:space="preserve">MySQL </w:t>
+      </w:r>
+      <w:r>
+        <w:rPr>
+          <w:rFonts w:eastAsia="標楷體"/>
+          <w:szCs w:val="24"/>
+        </w:rPr>
+        <w:t>與</w:t>
+      </w:r>
+      <w:r>
+        <w:rPr>
+          <w:rFonts w:eastAsia="標楷體"/>
+          <w:szCs w:val="24"/>
+        </w:rPr>
+        <w:t xml:space="preserve"> Google Gemini</w:t>
+      </w:r>
+      <w:r>
+        <w:rPr>
+          <w:rFonts w:eastAsia="標楷體" w:hint="eastAsia"/>
+          <w:szCs w:val="24"/>
+        </w:rPr>
+        <w:t>、</w:t>
+      </w:r>
+      <w:proofErr w:type="spellStart"/>
+      <w:r>
+        <w:rPr>
+          <w:rFonts w:eastAsia="標楷體"/>
+          <w:szCs w:val="24"/>
+        </w:rPr>
+        <w:t>ConvNeXt</w:t>
+      </w:r>
+      <w:proofErr w:type="spellEnd"/>
+      <w:r>
+        <w:rPr>
+          <w:rFonts w:eastAsia="標楷體"/>
+          <w:szCs w:val="24"/>
+        </w:rPr>
+        <w:t>，提供植物狀態初步判讀及照護參考。使用者拍照或選圖後，須確認結果才建立正式日誌；圖片存於檔案系統，資料庫保存診斷與路徑。</w:t>
+      </w:r>
+    </w:p>
+    <w:p>
+      <w:pPr>
+        <w:pStyle w:val="affc"/>
+        <w:snapToGrid w:val="0"/>
+        <w:spacing w:line="360" w:lineRule="auto"/>
+        <w:ind w:left="482" w:firstLineChars="100" w:firstLine="240"/>
+        <w:rPr>
+          <w:rFonts w:eastAsia="標楷體"/>
+          <w:szCs w:val="24"/>
+        </w:rPr>
+      </w:pPr>
+    </w:p>
+    <w:p>
+      <w:pPr>
+        <w:widowControl w:val="0"/>
+        <w:numPr>
+          <w:ilvl w:val="0"/>
+          <w:numId w:val="10"/>
+        </w:numPr>
+        <w:tabs>
+          <w:tab w:val="clear" w:pos="480"/>
+          <w:tab w:val="left" w:pos="658"/>
+        </w:tabs>
+        <w:snapToGrid w:val="0"/>
+        <w:spacing w:line="360" w:lineRule="auto"/>
+        <w:ind w:left="482" w:hanging="482"/>
+        <w:rPr>
+          <w:b/>
+        </w:rPr>
+      </w:pPr>
+      <w:proofErr w:type="spellStart"/>
+      <w:r>
+        <w:rPr>
+          <w:rFonts w:hint="eastAsia"/>
+          <w:b/>
+        </w:rPr>
+        <w:t>系統功能簡介</w:t>
+      </w:r>
+      <w:proofErr w:type="spellEnd"/>
+    </w:p>
+    <w:p>
+      <w:pPr>
+        <w:pStyle w:val="affc"/>
+        <w:snapToGrid w:val="0"/>
+        <w:spacing w:line="360" w:lineRule="auto"/>
+        <w:ind w:left="722"/>
+        <w:rPr>
+          <w:rFonts w:eastAsia="標楷體"/>
+          <w:szCs w:val="24"/>
+        </w:rPr>
+      </w:pPr>
+      <w:r>
+        <w:rPr>
+          <w:rFonts w:eastAsia="標楷體"/>
+          <w:szCs w:val="24"/>
+        </w:rPr>
+        <w:t>已實作註冊、信箱驗證、登入、登出、密碼重設、影像分析、確認儲存、歷史查詢及註記，另有</w:t>
+      </w:r>
+      <w:r>
+        <w:rPr>
+          <w:rFonts w:eastAsia="標楷體"/>
+          <w:szCs w:val="24"/>
+        </w:rPr>
+        <w:t xml:space="preserve"> Webcam </w:t>
+      </w:r>
+      <w:r>
+        <w:rPr>
+          <w:rFonts w:eastAsia="標楷體"/>
+          <w:szCs w:val="24"/>
+        </w:rPr>
+        <w:t>監控與管理後台。瀏覽器端可查詢、確認及刪除警報；</w:t>
+      </w:r>
+      <w:r>
+        <w:rPr>
+          <w:rFonts w:eastAsia="標楷體"/>
+          <w:szCs w:val="24"/>
+        </w:rPr>
+        <w:t xml:space="preserve">Android </w:t>
+      </w:r>
+      <w:r>
+        <w:rPr>
+          <w:rFonts w:eastAsia="標楷體"/>
+          <w:szCs w:val="24"/>
+        </w:rPr>
+        <w:t>尚無警報管理畫面。</w:t>
+      </w:r>
+    </w:p>
+    <w:p>
+      <w:pPr>
+        <w:pStyle w:val="affc"/>
+        <w:snapToGrid w:val="0"/>
+        <w:spacing w:line="360" w:lineRule="auto"/>
+        <w:ind w:left="482" w:firstLineChars="100" w:firstLine="240"/>
+        <w:rPr>
+          <w:rFonts w:eastAsia="標楷體"/>
+          <w:szCs w:val="24"/>
+        </w:rPr>
+      </w:pPr>
+    </w:p>
+    <w:p>
+      <w:pPr>
+        <w:widowControl w:val="0"/>
+        <w:numPr>
+          <w:ilvl w:val="0"/>
+          <w:numId w:val="10"/>
+        </w:numPr>
+        <w:tabs>
+          <w:tab w:val="clear" w:pos="480"/>
+          <w:tab w:val="left" w:pos="658"/>
+        </w:tabs>
+        <w:snapToGrid w:val="0"/>
+        <w:spacing w:line="360" w:lineRule="auto"/>
+        <w:ind w:left="482" w:hanging="482"/>
+        <w:rPr>
+          <w:b/>
+        </w:rPr>
+      </w:pPr>
+      <w:proofErr w:type="spellStart"/>
+      <w:r>
+        <w:rPr>
+          <w:rFonts w:hint="eastAsia"/>
+          <w:b/>
+        </w:rPr>
+        <w:t>系統使用對象</w:t>
+      </w:r>
+      <w:proofErr w:type="spellEnd"/>
     </w:p>
     <w:p>
       <w:pPr>
@@ -141,92 +526,280 @@
       </w:pPr>
       <w:r>
         <w:rPr>
-          <w:rFonts w:cs="Times New Roman"/>
           <w:lang w:eastAsia="zh-TW"/>
         </w:rPr>
-        <w:t>專題學生：</w:t>
-      </w:r>
-      <w:r>
-        <w:rPr>
-          <w:rFonts w:cs="Times New Roman"/>
-          <w:lang w:eastAsia="zh-TW"/>
-        </w:rPr>
-        <w:t xml:space="preserve"> 11436016</w:t>
-      </w:r>
-      <w:r>
-        <w:rPr>
-          <w:rFonts w:cs="Times New Roman"/>
-          <w:lang w:eastAsia="zh-TW"/>
-        </w:rPr>
-        <w:t>龔正源、</w:t>
-      </w:r>
-      <w:r>
-        <w:rPr>
-          <w:rFonts w:cs="Times New Roman"/>
-          <w:lang w:eastAsia="zh-TW"/>
-        </w:rPr>
-        <w:t xml:space="preserve">11436014 </w:t>
-      </w:r>
-      <w:r>
-        <w:rPr>
-          <w:rFonts w:cs="Times New Roman"/>
-          <w:lang w:eastAsia="zh-TW"/>
-        </w:rPr>
-        <w:t>林東建、</w:t>
-      </w:r>
-      <w:r>
-        <w:rPr>
-          <w:rFonts w:cs="Times New Roman"/>
-          <w:lang w:eastAsia="zh-TW"/>
-        </w:rPr>
-        <w:t xml:space="preserve">11436015 </w:t>
-      </w:r>
-      <w:r>
-        <w:rPr>
-          <w:rFonts w:cs="Times New Roman"/>
-          <w:lang w:eastAsia="zh-TW"/>
-        </w:rPr>
-        <w:t>陳浩民、</w:t>
-      </w:r>
-      <w:r>
-        <w:rPr>
-          <w:rFonts w:cs="Times New Roman"/>
-          <w:lang w:eastAsia="zh-TW"/>
-        </w:rPr>
-        <w:t xml:space="preserve">11436022 </w:t>
-      </w:r>
-      <w:r>
-        <w:rPr>
-          <w:rFonts w:cs="Times New Roman"/>
-          <w:lang w:eastAsia="zh-TW"/>
-        </w:rPr>
-        <w:t>周昱潤、</w:t>
-      </w:r>
-      <w:r>
-        <w:rPr>
-          <w:rFonts w:cs="Times New Roman"/>
-          <w:lang w:eastAsia="zh-TW"/>
-        </w:rPr>
-        <w:t xml:space="preserve">11436023 </w:t>
-      </w:r>
-      <w:r>
-        <w:rPr>
-          <w:rFonts w:cs="Times New Roman"/>
-          <w:lang w:eastAsia="zh-TW"/>
-        </w:rPr>
-        <w:t>施奕安</w:t>
+        <w:t>適用於居家植栽照護者、辦公室綠植使用者、園藝新手，以及需要記錄植物健康變化的使用者。</w:t>
       </w:r>
     </w:p>
     <w:p>
       <w:pPr>
-        <w:pStyle w:val="21"/>
+        <w:pStyle w:val="affc"/>
+        <w:snapToGrid w:val="0"/>
+        <w:spacing w:line="360" w:lineRule="auto"/>
+        <w:ind w:left="482" w:firstLineChars="100" w:firstLine="240"/>
+        <w:rPr>
+          <w:rFonts w:eastAsia="標楷體"/>
+          <w:szCs w:val="24"/>
+        </w:rPr>
+      </w:pPr>
+    </w:p>
+    <w:p>
+      <w:pPr>
+        <w:widowControl w:val="0"/>
+        <w:numPr>
+          <w:ilvl w:val="0"/>
+          <w:numId w:val="10"/>
+        </w:numPr>
+        <w:tabs>
+          <w:tab w:val="clear" w:pos="480"/>
+          <w:tab w:val="left" w:pos="658"/>
+        </w:tabs>
+        <w:snapToGrid w:val="0"/>
+        <w:spacing w:line="360" w:lineRule="auto"/>
+        <w:ind w:left="482" w:hanging="482"/>
+        <w:rPr>
+          <w:b/>
+        </w:rPr>
+      </w:pPr>
+      <w:proofErr w:type="spellStart"/>
+      <w:r>
+        <w:rPr>
+          <w:rFonts w:hint="eastAsia"/>
+          <w:b/>
+        </w:rPr>
+        <w:t>系統特色</w:t>
+      </w:r>
+      <w:proofErr w:type="spellEnd"/>
+    </w:p>
+    <w:p>
+      <w:pPr>
+        <w:ind w:left="480" w:firstLine="80"/>
+        <w:rPr>
+          <w:lang w:eastAsia="zh-TW"/>
+        </w:rPr>
       </w:pPr>
       <w:r>
         <w:rPr>
-          <w:rFonts w:ascii="Times New Roman" w:eastAsia="標楷體" w:hAnsi="Times New Roman" w:cs="Times New Roman"/>
+          <w:lang w:eastAsia="zh-TW"/>
         </w:rPr>
-        <w:t>前言</w:t>
+        <w:t>整合影像候選判讀、資料庫校驗與個人紀錄，保留來源、模型信心及需複核標記。監控依工作階段與區域分開累計；</w:t>
       </w:r>
+      <w:r>
+        <w:rPr>
+          <w:lang w:eastAsia="zh-TW"/>
+        </w:rPr>
+        <w:t xml:space="preserve">unknown </w:t>
+      </w:r>
+      <w:r>
+        <w:rPr>
+          <w:lang w:eastAsia="zh-TW"/>
+        </w:rPr>
+        <w:t>或需複核結果不觸發警報。模型信心不等於準確率，來源完整也不代表已獲專業核准。</w:t>
+      </w:r>
+    </w:p>
+    <w:p>
+      <w:pPr>
+        <w:spacing w:after="200" w:line="276" w:lineRule="auto"/>
+        <w:rPr>
+          <w:lang w:eastAsia="zh-TW"/>
+        </w:rPr>
+      </w:pPr>
+      <w:r>
+        <w:rPr>
+          <w:lang w:eastAsia="zh-TW"/>
+        </w:rPr>
+        <w:br w:type="page"/>
+      </w:r>
+    </w:p>
+    <w:p>
+      <w:pPr>
+        <w:ind w:left="480" w:firstLine="80"/>
+        <w:rPr>
+          <w:lang w:eastAsia="zh-TW"/>
+        </w:rPr>
+      </w:pPr>
+    </w:p>
+    <w:p>
+      <w:pPr>
+        <w:pStyle w:val="affc"/>
+        <w:snapToGrid w:val="0"/>
+        <w:spacing w:line="360" w:lineRule="auto"/>
+        <w:ind w:left="482" w:firstLineChars="100" w:firstLine="240"/>
+        <w:rPr>
+          <w:rFonts w:eastAsia="標楷體"/>
+          <w:szCs w:val="24"/>
+        </w:rPr>
+      </w:pPr>
+    </w:p>
+    <w:p>
+      <w:pPr>
+        <w:widowControl w:val="0"/>
+        <w:numPr>
+          <w:ilvl w:val="0"/>
+          <w:numId w:val="10"/>
+        </w:numPr>
+        <w:tabs>
+          <w:tab w:val="clear" w:pos="480"/>
+          <w:tab w:val="left" w:pos="658"/>
+        </w:tabs>
+        <w:snapToGrid w:val="0"/>
+        <w:spacing w:line="360" w:lineRule="auto"/>
+        <w:ind w:left="482" w:hanging="482"/>
+        <w:rPr>
+          <w:b/>
+        </w:rPr>
+      </w:pPr>
+      <w:proofErr w:type="spellStart"/>
+      <w:r>
+        <w:rPr>
+          <w:rFonts w:hint="eastAsia"/>
+          <w:b/>
+        </w:rPr>
+        <w:t>系統開發工具</w:t>
+      </w:r>
+      <w:proofErr w:type="spellEnd"/>
+    </w:p>
+    <w:p>
+      <w:pPr>
+        <w:ind w:left="480" w:firstLine="80"/>
+        <w:rPr>
+          <w:rFonts w:hint="eastAsia"/>
+        </w:rPr>
+      </w:pPr>
+      <w:proofErr w:type="spellStart"/>
+      <w:r>
+        <w:t>前端：</w:t>
+      </w:r>
+      <w:r>
+        <w:t>Kotlin</w:t>
+      </w:r>
+      <w:r>
+        <w:t>、</w:t>
+      </w:r>
+      <w:r>
+        <w:t>Android</w:t>
+      </w:r>
+      <w:proofErr w:type="spellEnd"/>
+      <w:r>
+        <w:t xml:space="preserve"> XML</w:t>
+      </w:r>
+      <w:r>
+        <w:t>、</w:t>
+      </w:r>
+      <w:r>
+        <w:t>Retrofit</w:t>
+      </w:r>
+      <w:r>
+        <w:t>、</w:t>
+      </w:r>
+      <w:r>
+        <w:t>Gson</w:t>
+      </w:r>
+      <w:r>
+        <w:t>。後端：</w:t>
+      </w:r>
+      <w:r>
+        <w:t>Python</w:t>
+      </w:r>
+      <w:r>
+        <w:t>、</w:t>
+      </w:r>
+      <w:r>
+        <w:t>FastAPI</w:t>
+      </w:r>
+      <w:r>
+        <w:t>、</w:t>
+      </w:r>
+      <w:r>
+        <w:t>SQLAlchemy</w:t>
+      </w:r>
+      <w:r>
+        <w:t>、</w:t>
+      </w:r>
+      <w:r>
+        <w:t>PyMySQL</w:t>
+      </w:r>
+      <w:r>
+        <w:t>、</w:t>
+      </w:r>
+      <w:r>
+        <w:t>Pillow</w:t>
+      </w:r>
+      <w:r>
+        <w:t>、</w:t>
+      </w:r>
+      <w:r>
+        <w:t>google-genai</w:t>
+      </w:r>
+      <w:r>
+        <w:t>、</w:t>
+      </w:r>
+      <w:r>
+        <w:t>FAISS</w:t>
+      </w:r>
+      <w:r>
+        <w:t>、</w:t>
+      </w:r>
+      <w:r>
+        <w:t>Alembic</w:t>
+      </w:r>
+      <w:r>
+        <w:t>、</w:t>
+      </w:r>
+      <w:r>
+        <w:t>Jinja2</w:t>
+      </w:r>
+      <w:r>
+        <w:t>。以</w:t>
+      </w:r>
+      <w:r>
+        <w:t xml:space="preserve"> Git </w:t>
+      </w:r>
+      <w:proofErr w:type="spellStart"/>
+      <w:r>
+        <w:t>管理版本，提供</w:t>
+      </w:r>
+      <w:proofErr w:type="spellEnd"/>
+      <w:r>
+        <w:t xml:space="preserve"> Docker </w:t>
+      </w:r>
+      <w:proofErr w:type="spellStart"/>
+      <w:r>
+        <w:t>部署設定</w:t>
+      </w:r>
+      <w:proofErr w:type="spellEnd"/>
+      <w:r>
+        <w:t>。</w:t>
+      </w:r>
+    </w:p>
+    <w:p>
+      <w:pPr>
+        <w:widowControl w:val="0"/>
+        <w:numPr>
+          <w:ilvl w:val="0"/>
+          <w:numId w:val="10"/>
+        </w:numPr>
+        <w:tabs>
+          <w:tab w:val="clear" w:pos="480"/>
+          <w:tab w:val="left" w:pos="658"/>
+        </w:tabs>
+        <w:snapToGrid w:val="0"/>
+        <w:spacing w:line="360" w:lineRule="auto"/>
+        <w:ind w:left="482" w:hanging="482"/>
+        <w:rPr>
+          <w:b/>
+          <w:sz w:val="36"/>
+        </w:rPr>
+      </w:pPr>
+      <w:proofErr w:type="spellStart"/>
+      <w:r>
+        <w:rPr>
+          <w:rFonts w:hint="eastAsia"/>
+          <w:b/>
+        </w:rPr>
+        <w:t>系統使用環境</w:t>
+      </w:r>
+      <w:proofErr w:type="spellEnd"/>
     </w:p>
     <w:p>
       <w:pPr>
@@ -234,616 +807,171 @@
       </w:pPr>
       <w:r>
         <w:rPr>
-          <w:rFonts w:cs="Times New Roman"/>
+          <w:lang w:eastAsia="zh-TW"/>
         </w:rPr>
-        <w:t>植葉神醫</w:t>
+        <w:t>使用者端需</w:t>
       </w:r>
       <w:r>
         <w:rPr>
-          <w:rFonts w:cs="Times New Roman"/>
+          <w:lang w:eastAsia="zh-TW"/>
         </w:rPr>
-        <w:t xml:space="preserve"> Plant Doctor </w:t>
+        <w:t xml:space="preserve"> Android 8.0 </w:t>
       </w:r>
       <w:r>
         <w:rPr>
-          <w:rFonts w:cs="Times New Roman"/>
+          <w:lang w:eastAsia="zh-TW"/>
         </w:rPr>
-        <w:t>結合</w:t>
+        <w:t>以上及網路連線；瀏覽器監控需相機授權。</w:t>
+      </w:r>
+      <w:proofErr w:type="spellStart"/>
+      <w:r>
+        <w:t>伺服器端需</w:t>
+      </w:r>
+      <w:proofErr w:type="spellEnd"/>
+      <w:r>
+        <w:t xml:space="preserve"> Python 3.10 </w:t>
+      </w:r>
+      <w:proofErr w:type="spellStart"/>
+      <w:r>
+        <w:t>以上、</w:t>
       </w:r>
       <w:r>
-        <w:rPr>
-          <w:rFonts w:cs="Times New Roman"/>
-        </w:rPr>
-        <w:t xml:space="preserve"> Android</w:t>
+        <w:t>MySQL</w:t>
       </w:r>
       <w:r>
-        <w:rPr>
-          <w:rFonts w:cs="Times New Roman"/>
-        </w:rPr>
         <w:t>、</w:t>
       </w:r>
       <w:r>
-        <w:rPr>
-          <w:rFonts w:cs="Times New Roman"/>
-        </w:rPr>
-        <w:t>FastAPI</w:t>
+        <w:t>Gemini</w:t>
+      </w:r>
+      <w:proofErr w:type="spellEnd"/>
+      <w:r>
+        <w:t xml:space="preserve"> API </w:t>
       </w:r>
       <w:r>
-        <w:rPr>
-          <w:rFonts w:cs="Times New Roman"/>
-        </w:rPr>
-        <w:t>、</w:t>
+        <w:t>及</w:t>
       </w:r>
       <w:r>
-        <w:rPr>
-          <w:rFonts w:cs="Times New Roman"/>
-        </w:rPr>
-        <w:t xml:space="preserve">MySQL </w:t>
+        <w:t xml:space="preserve"> SMTP </w:t>
       </w:r>
+      <w:proofErr w:type="spellStart"/>
       <w:r>
-        <w:rPr>
-          <w:rFonts w:cs="Times New Roman"/>
-        </w:rPr>
+        <w:t>設定；正式部署另需</w:t>
+      </w:r>
+      <w:proofErr w:type="spellEnd"/>
+      <w:r>
+        <w:t xml:space="preserve"> HTTPS </w:t>
+      </w:r>
+      <w:proofErr w:type="spellStart"/>
+      <w:r>
         <w:t>與</w:t>
       </w:r>
       <w:r>
-        <w:rPr>
-          <w:rFonts w:cs="Times New Roman"/>
-        </w:rPr>
-        <w:t xml:space="preserve"> Google Gemini</w:t>
+        <w:t>安全設定</w:t>
       </w:r>
+      <w:proofErr w:type="spellEnd"/>
       <w:r>
-        <w:rPr>
-          <w:rFonts w:cs="Times New Roman"/>
-        </w:rPr>
-        <w:t>，提供植物狀態初步判讀及照護參考。使用者拍照或選圖後，須確認結果才建立正式日誌；圖片存於檔案系統，資料庫保存診斷與路徑。</w:t>
+        <w:t>。</w:t>
       </w:r>
     </w:p>
     <w:p>
       <w:pPr>
-        <w:pStyle w:val="21"/>
+        <w:pStyle w:val="affc"/>
+        <w:snapToGrid w:val="0"/>
+        <w:spacing w:line="360" w:lineRule="auto"/>
+        <w:ind w:left="482" w:firstLineChars="100" w:firstLine="240"/>
+        <w:rPr>
+          <w:rFonts w:eastAsia="標楷體"/>
+        </w:rPr>
+      </w:pPr>
+    </w:p>
+    <w:p>
+      <w:pPr>
+        <w:widowControl w:val="0"/>
+        <w:numPr>
+          <w:ilvl w:val="0"/>
+          <w:numId w:val="10"/>
+        </w:numPr>
+        <w:tabs>
+          <w:tab w:val="clear" w:pos="480"/>
+          <w:tab w:val="left" w:pos="658"/>
+        </w:tabs>
+        <w:snapToGrid w:val="0"/>
+        <w:spacing w:line="360" w:lineRule="auto"/>
+        <w:ind w:left="482" w:hanging="482"/>
+        <w:rPr>
+          <w:b/>
+          <w:sz w:val="36"/>
+        </w:rPr>
+      </w:pPr>
+      <w:proofErr w:type="spellStart"/>
+      <w:r>
+        <w:rPr>
+          <w:rFonts w:hint="eastAsia"/>
+          <w:b/>
+        </w:rPr>
+        <w:t>結論及未來發展</w:t>
+      </w:r>
+      <w:proofErr w:type="spellEnd"/>
+    </w:p>
+    <w:p>
+      <w:pPr>
+        <w:pStyle w:val="ae"/>
+        <w:ind w:firstLine="480"/>
         <w:rPr>
           <w:lang w:eastAsia="zh-TW"/>
         </w:rPr>
       </w:pPr>
       <w:r>
         <w:rPr>
-          <w:rFonts w:ascii="Times New Roman" w:eastAsia="標楷體" w:hAnsi="Times New Roman" w:cs="Times New Roman"/>
           <w:lang w:eastAsia="zh-TW"/>
         </w:rPr>
-        <w:t>系統功能簡介</w:t>
+        <w:t>已有功能實作與離線測試證據，尚未完成</w:t>
       </w:r>
-    </w:p>
-    <w:p>
-      <w:pPr>
-        <w:ind w:firstLine="560"/>
+      <w:r>
         <w:rPr>
           <w:lang w:eastAsia="zh-TW"/>
         </w:rPr>
-      </w:pPr>
-      <w:r>
-        <w:rPr>
-          <w:rFonts w:cs="Times New Roman"/>
-          <w:lang w:eastAsia="zh-TW"/>
-        </w:rPr>
-        <w:t>已實作註冊、信箱驗證、登入、登出、密碼重設、影像分析、確認儲存、歷史查詢及註記，另有</w:t>
+        <w:t xml:space="preserve"> Android SDK </w:t>
       </w:r>
       <w:r>
         <w:rPr>
-          <w:rFonts w:cs="Times New Roman"/>
           <w:lang w:eastAsia="zh-TW"/>
         </w:rPr>
-        <w:t xml:space="preserve"> Webcam </w:t>
+        <w:t>建置、實機、正式</w:t>
       </w:r>
       <w:r>
         <w:rPr>
-          <w:rFonts w:cs="Times New Roman"/>
           <w:lang w:eastAsia="zh-TW"/>
         </w:rPr>
-        <w:t>監控與管理後台。瀏覽器端可查詢、確認及刪除警報；</w:t>
+        <w:t xml:space="preserve"> MySQL</w:t>
       </w:r>
       <w:r>
         <w:rPr>
-          <w:rFonts w:cs="Times New Roman"/>
           <w:lang w:eastAsia="zh-TW"/>
         </w:rPr>
-        <w:t xml:space="preserve">Android </w:t>
+        <w:t>、真實</w:t>
       </w:r>
       <w:r>
         <w:rPr>
-          <w:rFonts w:cs="Times New Roman"/>
           <w:lang w:eastAsia="zh-TW"/>
         </w:rPr>
-        <w:t>尚無警報管理畫面。</w:t>
+        <w:t xml:space="preserve"> Gemini </w:t>
       </w:r>
-    </w:p>
-    <w:p>
-      <w:pPr>
-        <w:pStyle w:val="21"/>
+      <w:r>
         <w:rPr>
           <w:lang w:eastAsia="zh-TW"/>
         </w:rPr>
-      </w:pPr>
-      <w:r>
-        <w:rPr>
-          <w:rFonts w:ascii="Times New Roman" w:eastAsia="標楷體" w:hAnsi="Times New Roman" w:cs="Times New Roman"/>
-          <w:lang w:eastAsia="zh-TW"/>
-        </w:rPr>
-        <w:t>系統使用對象</w:t>
-      </w:r>
-    </w:p>
-    <w:p>
-      <w:pPr>
-        <w:ind w:firstLine="560"/>
-        <w:rPr>
-          <w:lang w:eastAsia="zh-TW"/>
-        </w:rPr>
-      </w:pPr>
-      <w:r>
-        <w:rPr>
-          <w:rFonts w:cs="Times New Roman"/>
-          <w:lang w:eastAsia="zh-TW"/>
-        </w:rPr>
-        <w:t>適用於居家植栽照護者、辦公室綠植使用者、園藝新手，以及需要記錄植物健康變化的使用者。</w:t>
-      </w:r>
-    </w:p>
-    <w:p>
-      <w:pPr>
-        <w:pStyle w:val="21"/>
-        <w:rPr>
-          <w:lang w:eastAsia="zh-TW"/>
-        </w:rPr>
-      </w:pPr>
-      <w:r>
-        <w:rPr>
-          <w:rFonts w:ascii="Times New Roman" w:eastAsia="標楷體" w:hAnsi="Times New Roman" w:cs="Times New Roman"/>
-          <w:lang w:eastAsia="zh-TW"/>
-        </w:rPr>
-        <w:t>系統特色</w:t>
-      </w:r>
-    </w:p>
-    <w:p>
-      <w:pPr>
-        <w:ind w:firstLine="560"/>
-        <w:rPr>
-          <w:lang w:eastAsia="zh-TW"/>
-        </w:rPr>
-      </w:pPr>
-      <w:r>
-        <w:rPr>
-          <w:rFonts w:cs="Times New Roman"/>
-          <w:lang w:eastAsia="zh-TW"/>
-        </w:rPr>
-        <w:t>整合影像候選判讀、資料庫校驗與個人紀錄，保留來源、模型信心及需複核標記。監控依工作階段與區域分開累計；</w:t>
+        <w:t>與</w:t>
       </w:r>
       <w:r>
         <w:rPr>
-          <w:rFonts w:cs="Times New Roman"/>
-          <w:lang w:eastAsia="zh-TW"/>
-        </w:rPr>
-        <w:t xml:space="preserve">unknown </w:t>
-      </w:r>
-      <w:r>
-        <w:rPr>
-          <w:rFonts w:cs="Times New Roman"/>
-          <w:lang w:eastAsia="zh-TW"/>
-        </w:rPr>
-        <w:t>或需複核結果不觸發警報。模型信心不等於準確率，來源完整也不代表已獲專業核准。</w:t>
-      </w:r>
-    </w:p>
-    <w:p>
-      <w:pPr>
-        <w:pStyle w:val="21"/>
-        <w:pageBreakBefore/>
-      </w:pPr>
-      <w:r>
-        <w:rPr>
-          <w:rFonts w:ascii="Times New Roman" w:eastAsia="標楷體" w:hAnsi="Times New Roman" w:cs="Times New Roman"/>
-        </w:rPr>
-        <w:lastRenderedPageBreak/>
-        <w:t>系統開發工具</w:t>
-      </w:r>
-    </w:p>
-    <w:p>
-      <w:pPr>
-        <w:ind w:firstLine="560"/>
-        <w:rPr>
-          <w:lang w:eastAsia="zh-TW"/>
-        </w:rPr>
-      </w:pPr>
-      <w:r>
-        <w:rPr>
-          <w:rFonts w:cs="Times New Roman"/>
-        </w:rPr>
-        <w:t>前端：</w:t>
-      </w:r>
-      <w:r>
-        <w:rPr>
-          <w:rFonts w:cs="Times New Roman"/>
-        </w:rPr>
-        <w:t>Kotlin</w:t>
-      </w:r>
-      <w:r>
-        <w:rPr>
-          <w:rFonts w:cs="Times New Roman"/>
-        </w:rPr>
-        <w:t>、</w:t>
-      </w:r>
-      <w:r>
-        <w:rPr>
-          <w:rFonts w:cs="Times New Roman"/>
-        </w:rPr>
-        <w:t>Android XML</w:t>
-      </w:r>
-      <w:r>
-        <w:rPr>
-          <w:rFonts w:cs="Times New Roman"/>
-        </w:rPr>
-        <w:t>、</w:t>
-      </w:r>
-      <w:r>
-        <w:rPr>
-          <w:rFonts w:cs="Times New Roman"/>
-        </w:rPr>
-        <w:t>Retrofit</w:t>
-      </w:r>
-      <w:r>
-        <w:rPr>
-          <w:rFonts w:cs="Times New Roman"/>
-        </w:rPr>
-        <w:t>、</w:t>
-      </w:r>
-      <w:r>
-        <w:rPr>
-          <w:rFonts w:cs="Times New Roman"/>
-        </w:rPr>
-        <w:t>Gson</w:t>
-      </w:r>
-      <w:r>
-        <w:rPr>
-          <w:rFonts w:cs="Times New Roman"/>
-        </w:rPr>
-        <w:t>。後端：</w:t>
-      </w:r>
-      <w:r>
-        <w:rPr>
-          <w:rFonts w:cs="Times New Roman"/>
-        </w:rPr>
-        <w:t>Python</w:t>
-      </w:r>
-      <w:r>
-        <w:rPr>
-          <w:rFonts w:cs="Times New Roman"/>
-        </w:rPr>
-        <w:t>、</w:t>
-      </w:r>
-      <w:r>
-        <w:rPr>
-          <w:rFonts w:cs="Times New Roman"/>
-        </w:rPr>
-        <w:t>FastAPI</w:t>
-      </w:r>
-      <w:r>
-        <w:rPr>
-          <w:rFonts w:cs="Times New Roman"/>
-        </w:rPr>
-        <w:t>、</w:t>
-      </w:r>
-      <w:r>
-        <w:rPr>
-          <w:rFonts w:cs="Times New Roman"/>
-        </w:rPr>
-        <w:t>SQLAlchemy</w:t>
-      </w:r>
-      <w:r>
-        <w:rPr>
-          <w:rFonts w:cs="Times New Roman"/>
-        </w:rPr>
-        <w:t>、</w:t>
-      </w:r>
-      <w:r>
-        <w:rPr>
-          <w:rFonts w:cs="Times New Roman"/>
-        </w:rPr>
-        <w:t>PyMySQL</w:t>
-      </w:r>
-      <w:r>
-        <w:rPr>
-          <w:rFonts w:cs="Times New Roman"/>
-        </w:rPr>
-        <w:t>、</w:t>
-      </w:r>
-      <w:r>
-        <w:rPr>
-          <w:rFonts w:cs="Times New Roman"/>
-        </w:rPr>
-        <w:t>Pillow</w:t>
-      </w:r>
-      <w:r>
-        <w:rPr>
-          <w:rFonts w:cs="Times New Roman"/>
-        </w:rPr>
-        <w:t>、</w:t>
-      </w:r>
-      <w:r>
-        <w:rPr>
-          <w:rFonts w:cs="Times New Roman"/>
-        </w:rPr>
-        <w:t>google-genai</w:t>
-      </w:r>
-      <w:r>
-        <w:rPr>
-          <w:rFonts w:cs="Times New Roman"/>
-        </w:rPr>
-        <w:t>、</w:t>
-      </w:r>
-      <w:r>
-        <w:rPr>
-          <w:rFonts w:cs="Times New Roman"/>
-        </w:rPr>
-        <w:t>FAISS</w:t>
-      </w:r>
-      <w:r>
-        <w:rPr>
-          <w:rFonts w:cs="Times New Roman"/>
-        </w:rPr>
-        <w:t>、</w:t>
-      </w:r>
-      <w:r>
-        <w:rPr>
-          <w:rFonts w:cs="Times New Roman"/>
-        </w:rPr>
-        <w:t>Alembic</w:t>
-      </w:r>
-      <w:r>
-        <w:rPr>
-          <w:rFonts w:cs="Times New Roman"/>
-        </w:rPr>
-        <w:t>、</w:t>
-      </w:r>
-      <w:r>
-        <w:rPr>
-          <w:rFonts w:cs="Times New Roman"/>
-        </w:rPr>
-        <w:t>Jinja2</w:t>
-      </w:r>
-      <w:r>
-        <w:rPr>
-          <w:rFonts w:cs="Times New Roman"/>
-        </w:rPr>
-        <w:t>。</w:t>
-      </w:r>
-      <w:r>
-        <w:rPr>
-          <w:rFonts w:cs="Times New Roman"/>
-          <w:lang w:eastAsia="zh-TW"/>
-        </w:rPr>
-        <w:t>以</w:t>
-      </w:r>
-      <w:r>
-        <w:rPr>
-          <w:rFonts w:cs="Times New Roman"/>
-          <w:lang w:eastAsia="zh-TW"/>
-        </w:rPr>
-        <w:t xml:space="preserve"> Git </w:t>
-      </w:r>
-      <w:r>
-        <w:rPr>
-          <w:rFonts w:cs="Times New Roman"/>
-          <w:lang w:eastAsia="zh-TW"/>
-        </w:rPr>
-        <w:t>管理版本，提供</w:t>
-      </w:r>
-      <w:r>
-        <w:rPr>
-          <w:rFonts w:cs="Times New Roman"/>
-          <w:lang w:eastAsia="zh-TW"/>
-        </w:rPr>
-        <w:t xml:space="preserve"> Docker </w:t>
-      </w:r>
-      <w:r>
-        <w:rPr>
-          <w:rFonts w:cs="Times New Roman"/>
-          <w:lang w:eastAsia="zh-TW"/>
-        </w:rPr>
-        <w:t>部署設定。</w:t>
-      </w:r>
-    </w:p>
-    <w:p>
-      <w:pPr>
-        <w:pStyle w:val="21"/>
-        <w:rPr>
-          <w:lang w:eastAsia="zh-TW"/>
-        </w:rPr>
-      </w:pPr>
-      <w:r>
-        <w:rPr>
-          <w:rFonts w:ascii="Times New Roman" w:eastAsia="標楷體" w:hAnsi="Times New Roman" w:cs="Times New Roman"/>
-          <w:lang w:eastAsia="zh-TW"/>
-        </w:rPr>
-        <w:t>系統使用環境</w:t>
-      </w:r>
-    </w:p>
-    <w:p>
-      <w:pPr>
-        <w:ind w:firstLine="560"/>
-        <w:rPr>
-          <w:lang w:eastAsia="zh-TW"/>
-        </w:rPr>
-      </w:pPr>
-      <w:r>
-        <w:rPr>
-          <w:rFonts w:cs="Times New Roman"/>
-          <w:lang w:eastAsia="zh-TW"/>
-        </w:rPr>
-        <w:t>使用者端需</w:t>
-      </w:r>
-      <w:r>
-        <w:rPr>
-          <w:rFonts w:cs="Times New Roman"/>
-          <w:lang w:eastAsia="zh-TW"/>
-        </w:rPr>
-        <w:t xml:space="preserve"> Android 8.0 </w:t>
-      </w:r>
-      <w:r>
-        <w:rPr>
-          <w:rFonts w:cs="Times New Roman"/>
-          <w:lang w:eastAsia="zh-TW"/>
-        </w:rPr>
-        <w:t>以上及網路連線；瀏覽器監控需相機授權。伺服器端需</w:t>
-      </w:r>
-      <w:r>
-        <w:rPr>
-          <w:rFonts w:cs="Times New Roman"/>
-          <w:lang w:eastAsia="zh-TW"/>
-        </w:rPr>
-        <w:t xml:space="preserve"> Python 3.10 </w:t>
-      </w:r>
-      <w:r>
-        <w:rPr>
-          <w:rFonts w:cs="Times New Roman"/>
-          <w:lang w:eastAsia="zh-TW"/>
-        </w:rPr>
-        <w:t>以上、</w:t>
-      </w:r>
-      <w:r>
-        <w:rPr>
-          <w:rFonts w:cs="Times New Roman"/>
-          <w:lang w:eastAsia="zh-TW"/>
-        </w:rPr>
-        <w:t>MySQL</w:t>
-      </w:r>
-      <w:r>
-        <w:rPr>
-          <w:rFonts w:cs="Times New Roman"/>
-          <w:lang w:eastAsia="zh-TW"/>
-        </w:rPr>
-        <w:t>、</w:t>
-      </w:r>
-      <w:r>
-        <w:rPr>
-          <w:rFonts w:cs="Times New Roman"/>
-          <w:lang w:eastAsia="zh-TW"/>
-        </w:rPr>
-        <w:t xml:space="preserve">Gemini API </w:t>
-      </w:r>
-      <w:r>
-        <w:rPr>
-          <w:rFonts w:cs="Times New Roman"/>
-          <w:lang w:eastAsia="zh-TW"/>
-        </w:rPr>
-        <w:t>及</w:t>
-      </w:r>
-      <w:r>
-        <w:rPr>
-          <w:rFonts w:cs="Times New Roman"/>
           <w:lang w:eastAsia="zh-TW"/>
         </w:rPr>
         <w:t xml:space="preserve"> SMTP </w:t>
       </w:r>
       <w:r>
         <w:rPr>
-          <w:rFonts w:cs="Times New Roman"/>
-          <w:lang w:eastAsia="zh-TW"/>
-        </w:rPr>
-        <w:t>設定；正式部署另需</w:t>
-      </w:r>
-      <w:r>
-        <w:rPr>
-          <w:rFonts w:cs="Times New Roman"/>
-          <w:lang w:eastAsia="zh-TW"/>
-        </w:rPr>
-        <w:t xml:space="preserve"> HTTPS </w:t>
-      </w:r>
-      <w:r>
-        <w:rPr>
-          <w:rFonts w:cs="Times New Roman"/>
-          <w:lang w:eastAsia="zh-TW"/>
-        </w:rPr>
-        <w:t>與安全設定。</w:t>
-      </w:r>
-    </w:p>
-    <w:p>
-      <w:pPr>
-        <w:pStyle w:val="21"/>
-        <w:rPr>
-          <w:lang w:eastAsia="zh-TW"/>
-        </w:rPr>
-      </w:pPr>
-      <w:r>
-        <w:rPr>
-          <w:rFonts w:ascii="Times New Roman" w:eastAsia="標楷體" w:hAnsi="Times New Roman" w:cs="Times New Roman"/>
-          <w:lang w:eastAsia="zh-TW"/>
-        </w:rPr>
-        <w:t>結論及未來發展</w:t>
-      </w:r>
-    </w:p>
-    <w:p>
-      <w:pPr>
-        <w:ind w:firstLine="560"/>
-        <w:rPr>
-          <w:lang w:eastAsia="zh-TW"/>
-        </w:rPr>
-      </w:pPr>
-      <w:r>
-        <w:rPr>
-          <w:rFonts w:cs="Times New Roman"/>
-          <w:lang w:eastAsia="zh-TW"/>
-        </w:rPr>
-        <w:t>已有功能實作與離線測試證據，尚未完成</w:t>
-      </w:r>
-      <w:r>
-        <w:rPr>
-          <w:rFonts w:cs="Times New Roman"/>
-          <w:lang w:eastAsia="zh-TW"/>
-        </w:rPr>
-        <w:t xml:space="preserve"> Android SDK </w:t>
-      </w:r>
-      <w:r>
-        <w:rPr>
-          <w:rFonts w:cs="Times New Roman"/>
-          <w:lang w:eastAsia="zh-TW"/>
-        </w:rPr>
-        <w:t>建置、實機、正式</w:t>
-      </w:r>
-      <w:r>
-        <w:rPr>
-          <w:rFonts w:cs="Times New Roman"/>
-          <w:lang w:eastAsia="zh-TW"/>
-        </w:rPr>
-        <w:t xml:space="preserve"> MySQL</w:t>
-      </w:r>
-      <w:r>
-        <w:rPr>
-          <w:rFonts w:cs="Times New Roman"/>
-          <w:lang w:eastAsia="zh-TW"/>
-        </w:rPr>
-        <w:t>、真實</w:t>
-      </w:r>
-      <w:r>
-        <w:rPr>
-          <w:rFonts w:cs="Times New Roman"/>
-          <w:lang w:eastAsia="zh-TW"/>
-        </w:rPr>
-        <w:t xml:space="preserve"> Gemini </w:t>
-      </w:r>
-      <w:r>
-        <w:rPr>
-          <w:rFonts w:cs="Times New Roman"/>
-          <w:lang w:eastAsia="zh-TW"/>
-        </w:rPr>
-        <w:t>與</w:t>
-      </w:r>
-      <w:r>
-        <w:rPr>
-          <w:rFonts w:cs="Times New Roman"/>
-          <w:lang w:eastAsia="zh-TW"/>
-        </w:rPr>
-        <w:t xml:space="preserve"> SMTP </w:t>
-      </w:r>
-      <w:r>
-        <w:rPr>
-          <w:rFonts w:cs="Times New Roman"/>
           <w:lang w:eastAsia="zh-TW"/>
         </w:rPr>
         <w:t>的整合驗收。後續將以具標註、固定版本的影像評估辨識成效。本系統僅供照護參考，不能取代專業診斷。</w:t>
@@ -851,73 +979,80 @@
     </w:p>
     <w:p>
       <w:pPr>
-        <w:ind w:firstLine="560"/>
+        <w:pStyle w:val="ae"/>
         <w:rPr>
           <w:lang w:eastAsia="zh-TW"/>
         </w:rPr>
       </w:pPr>
       <w:r>
         <w:rPr>
-          <w:rFonts w:cs="Times New Roman"/>
           <w:lang w:eastAsia="zh-TW"/>
         </w:rPr>
         <w:t xml:space="preserve">AI </w:t>
       </w:r>
       <w:r>
         <w:rPr>
-          <w:rFonts w:cs="Times New Roman"/>
           <w:lang w:eastAsia="zh-TW"/>
         </w:rPr>
         <w:t>揭露：</w:t>
       </w:r>
       <w:r>
         <w:rPr>
-          <w:rFonts w:cs="Times New Roman"/>
           <w:lang w:eastAsia="zh-TW"/>
         </w:rPr>
         <w:t xml:space="preserve"> Gemini </w:t>
       </w:r>
       <w:r>
         <w:rPr>
-          <w:rFonts w:cs="Times New Roman"/>
           <w:lang w:eastAsia="zh-TW"/>
         </w:rPr>
         <w:t>用於系統影像判讀與文字向量；</w:t>
       </w:r>
       <w:r>
         <w:rPr>
-          <w:rFonts w:cs="Times New Roman"/>
           <w:lang w:eastAsia="zh-TW"/>
         </w:rPr>
         <w:t xml:space="preserve"> Codex </w:t>
       </w:r>
       <w:r>
         <w:rPr>
-          <w:rFonts w:cs="Times New Roman"/>
           <w:lang w:eastAsia="zh-TW"/>
         </w:rPr>
         <w:t>協助本次簡介整理與規範核對。工具說明及頁碼索引見完整手冊第</w:t>
       </w:r>
       <w:r>
         <w:rPr>
-          <w:rFonts w:cs="Times New Roman"/>
           <w:lang w:eastAsia="zh-TW"/>
         </w:rPr>
         <w:t xml:space="preserve"> 14 </w:t>
       </w:r>
       <w:r>
         <w:rPr>
-          <w:rFonts w:cs="Times New Roman"/>
           <w:lang w:eastAsia="zh-TW"/>
         </w:rPr>
         <w:t>章。</w:t>
       </w:r>
     </w:p>
+    <w:p>
+      <w:pPr>
+        <w:rPr>
+          <w:lang w:eastAsia="zh-TW"/>
+        </w:rPr>
+      </w:pPr>
+    </w:p>
+    <w:p>
+      <w:pPr>
+        <w:rPr>
+          <w:lang w:eastAsia="zh-TW"/>
+        </w:rPr>
+      </w:pPr>
+    </w:p>
     <w:sectPr>
+      <w:footerReference w:type="default" r:id="rId8"/>
       <w:pgSz w:w="11906" w:h="16838"/>
-      <w:pgMar w:top="850" w:right="850" w:bottom="850" w:left="850" w:header="567" w:footer="567" w:gutter="0"/>
-      <w:cols w:space="720"/>
-      <w:docGrid w:linePitch="360"/>
+      <w:pgMar w:top="720" w:right="720" w:bottom="720" w:left="720" w:header="567" w:footer="567" w:gutter="0"/>
+      <w:cols w:space="425"/>
+      <w:docGrid w:type="lines" w:linePitch="360"/>
     </w:sectPr>
   </w:body>
 </w:document>
@@ -940,6 +1075,83 @@
     </w:p>
   </w:endnote>
 </w:endnotes>
+</file>
+
+<file path=word/footer1.xml><?xml version="1.0" encoding="utf-8"?>
+<w:ftr xmlns:wpc="http://schemas.microsoft.com/office/word/2010/wordprocessingCanvas" xmlns:cx="http://schemas.microsoft.com/office/drawing/2014/chartex" xmlns:cx1="http://schemas.microsoft.com/office/drawing/2015/9/8/chartex" xmlns:cx2="http://schemas.microsoft.com/office/drawing/2015/10/21/chartex" xmlns:cx3="http://schemas.microsoft.com/office/drawing/2016/5/9/chartex" xmlns:cx4="http://schemas.microsoft.com/office/drawing/2016/5/10/chartex" xmlns:cx5="http://schemas.microsoft.com/office/drawing/2016/5/11/chartex" xmlns:cx6="http://schemas.microsoft.com/office/drawing/2016/5/12/chartex" xmlns:cx7="http://schemas.microsoft.com/office/drawing/2016/5/13/chartex" xmlns:cx8="http://schemas.microsoft.com/office/drawing/2016/5/14/chartex" xmlns:mc="http://schemas.openxmlformats.org/markup-compatibility/2006" xmlns:aink="http://schemas.microsoft.com/office/drawing/2016/ink" xmlns:am3d="http://schemas.microsoft.com/office/drawing/2017/model3d" xmlns:o="urn:schemas-microsoft-com:office:office" xmlns:oel="http://schemas.microsoft.com/office/2019/extlst" xmlns:r="http://schemas.openxmlformats.org/officeDocument/2006/relationships" xmlns:m="http://schemas.openxmlformats.org/officeDocument/2006/math" xmlns:v="urn:schemas-microsoft-com:vml" xmlns:wp14="http://schemas.microsoft.com/office/word/2010/wordprocessingDrawing" xmlns:wp="http://schemas.openxmlformats.org/drawingml/2006/wordprocessingDrawing" xmlns:w10="urn:schemas-microsoft-com:office:word" xmlns:w="http://schemas.openxmlformats.org/wordprocessingml/2006/main" xmlns:w14="http://schemas.microsoft.com/office/word/2010/wordml" xmlns:w15="http://schemas.microsoft.com/office/word/2012/wordml" xmlns:w16cex="http://schemas.microsoft.com/office/word/2018/wordml/cex" xmlns:w16cid="http://schemas.microsoft.com/office/word/2016/wordml/cid" xmlns:w16="http://schemas.microsoft.com/office/word/2018/wordml" xmlns:w16du="http://schemas.microsoft.com/office/word/2023/wordml/word16du" xmlns:w16sdtdh="http://schemas.microsoft.com/office/word/2020/wordml/sdtdatahash" xmlns:w16sdtfl="http://schemas.microsoft.com/office/word/2024/wordml/sdtformatlock" xmlns:w16se="http://schemas.microsoft.com/office/word/2015/wordml/symex" xmlns:wpg="http://schemas.microsoft.com/office/word/2010/wordprocessingGroup" xmlns:wpi="http://schemas.microsoft.com/office/word/2010/wordprocessingInk" xmlns:wne="http://schemas.microsoft.com/office/word/2006/wordml" xmlns:wps="http://schemas.microsoft.com/office/word/2010/wordprocessingShape" mc:Ignorable="w14 w15 w16se w16cid w16 w16cex w16sdtdh w16sdtfl w16du wp14">
+  <w:p>
+    <w:pPr>
+      <w:pStyle w:val="a7"/>
+      <w:jc w:val="center"/>
+      <w:rPr>
+        <w:lang w:eastAsia="zh-TW"/>
+      </w:rPr>
+    </w:pPr>
+    <w:r>
+      <w:rPr>
+        <w:lang w:eastAsia="zh-TW"/>
+      </w:rPr>
+      <w:t>系統簡介，第</w:t>
+    </w:r>
+    <w:r>
+      <w:fldChar w:fldCharType="begin"/>
+    </w:r>
+    <w:r>
+      <w:rPr>
+        <w:lang w:eastAsia="zh-TW"/>
+      </w:rPr>
+      <w:instrText>PAGE   \* MERGEFORMAT</w:instrText>
+    </w:r>
+    <w:r>
+      <w:fldChar w:fldCharType="separate"/>
+    </w:r>
+    <w:r>
+      <w:rPr>
+        <w:noProof/>
+        <w:lang w:val="zh-TW" w:eastAsia="zh-TW"/>
+      </w:rPr>
+      <w:t>1</w:t>
+    </w:r>
+    <w:r>
+      <w:fldChar w:fldCharType="end"/>
+    </w:r>
+    <w:r>
+      <w:rPr>
+        <w:rFonts w:hint="eastAsia"/>
+        <w:lang w:eastAsia="zh-TW"/>
+      </w:rPr>
+      <w:t>頁</w:t>
+    </w:r>
+    <w:r>
+      <w:rPr>
+        <w:lang w:eastAsia="zh-TW"/>
+      </w:rPr>
+      <w:t>，共</w:t>
+    </w:r>
+    <w:r>
+      <w:rPr>
+        <w:rFonts w:hint="eastAsia"/>
+        <w:lang w:eastAsia="zh-TW"/>
+      </w:rPr>
+      <w:t>2</w:t>
+    </w:r>
+    <w:r>
+      <w:rPr>
+        <w:rFonts w:hint="eastAsia"/>
+        <w:lang w:eastAsia="zh-TW"/>
+      </w:rPr>
+      <w:t>頁</w:t>
+    </w:r>
+  </w:p>
+  <w:p>
+    <w:pPr>
+      <w:pStyle w:val="a7"/>
+      <w:rPr>
+        <w:lang w:eastAsia="zh-TW"/>
+      </w:rPr>
+    </w:pPr>
+  </w:p>
+</w:ftr>
 </file>
 
 <file path=word/footnotes.xml><?xml version="1.0" encoding="utf-8"?>
@@ -1134,6 +1346,27 @@
       </w:rPr>
     </w:lvl>
   </w:abstractNum>
+  <w:abstractNum w:abstractNumId="9" w15:restartNumberingAfterBreak="0">
+    <w:nsid w:val="38CE6309"/>
+    <w:multiLevelType w:val="singleLevel"/>
+    <w:tmpl w:val="025E2D7A"/>
+    <w:lvl w:ilvl="0">
+      <w:start w:val="1"/>
+      <w:numFmt w:val="taiwaneseCountingThousand"/>
+      <w:lvlText w:val="%1、"/>
+      <w:lvlJc w:val="left"/>
+      <w:pPr>
+        <w:tabs>
+          <w:tab w:val="num" w:pos="480"/>
+        </w:tabs>
+        <w:ind w:left="480" w:hanging="480"/>
+      </w:pPr>
+      <w:rPr>
+        <w:rFonts w:hint="eastAsia"/>
+        <w:sz w:val="28"/>
+      </w:rPr>
+    </w:lvl>
+  </w:abstractNum>
   <w:num w:numId="1" w16cid:durableId="931161413">
     <w:abstractNumId w:val="8"/>
   </w:num>
@@ -1160,6 +1393,9 @@
   </w:num>
   <w:num w:numId="9" w16cid:durableId="1667395413">
     <w:abstractNumId w:val="0"/>
+  </w:num>
+  <w:num w:numId="10" w16cid:durableId="593786016">
+    <w:abstractNumId w:val="9"/>
   </w:num>
 </w:numbering>
 </file>
@@ -1210,7 +1446,7 @@
     <w:lsdException w:name="toc 7" w:semiHidden="1" w:uiPriority="39" w:unhideWhenUsed="1"/>
     <w:lsdException w:name="toc 8" w:semiHidden="1" w:uiPriority="39" w:unhideWhenUsed="1"/>
     <w:lsdException w:name="toc 9" w:semiHidden="1" w:uiPriority="39" w:unhideWhenUsed="1"/>
-    <w:lsdException w:name="Normal Indent" w:semiHidden="1" w:unhideWhenUsed="1"/>
+    <w:lsdException w:name="Normal Indent" w:semiHidden="1" w:uiPriority="0" w:unhideWhenUsed="1"/>
     <w:lsdException w:name="footnote text" w:semiHidden="1" w:unhideWhenUsed="1"/>
     <w:lsdException w:name="annotation text" w:semiHidden="1" w:unhideWhenUsed="1"/>
     <w:lsdException w:name="header" w:semiHidden="1" w:unhideWhenUsed="1"/>
@@ -1272,7 +1508,7 @@
     <w:lsdException w:name="Strong" w:uiPriority="22" w:qFormat="1"/>
     <w:lsdException w:name="Emphasis" w:uiPriority="20" w:qFormat="1"/>
     <w:lsdException w:name="Document Map" w:semiHidden="1" w:unhideWhenUsed="1"/>
-    <w:lsdException w:name="Plain Text" w:semiHidden="1" w:unhideWhenUsed="1"/>
+    <w:lsdException w:name="Plain Text" w:semiHidden="1" w:uiPriority="0" w:unhideWhenUsed="1"/>
     <w:lsdException w:name="E-mail Signature" w:semiHidden="1" w:unhideWhenUsed="1"/>
     <w:lsdException w:name="HTML Top of Form" w:semiHidden="1" w:unhideWhenUsed="1"/>
     <w:lsdException w:name="HTML Bottom of Form" w:semiHidden="1" w:unhideWhenUsed="1"/>
@@ -1769,7 +2005,6 @@
   <w:style w:type="character" w:default="1" w:styleId="a2">
     <w:name w:val="Default Paragraph Font"/>
     <w:uiPriority w:val="1"/>
-    <w:semiHidden/>
     <w:unhideWhenUsed/>
   </w:style>
   <w:style w:type="table" w:default="1" w:styleId="a3">
@@ -12593,6 +12828,53 @@
       <w:rFonts w:ascii="Times New Roman" w:eastAsia="標楷體" w:hAnsi="Times New Roman"/>
       <w:color w:val="000000"/>
       <w:sz w:val="28"/>
+    </w:rPr>
+  </w:style>
+  <w:style w:type="paragraph" w:styleId="affa">
+    <w:name w:val="Plain Text"/>
+    <w:basedOn w:val="a1"/>
+    <w:link w:val="affb"/>
+    <w:rsid w:val="00F4384C"/>
+    <w:pPr>
+      <w:widowControl w:val="0"/>
+    </w:pPr>
+    <w:rPr>
+      <w:rFonts w:ascii="細明體" w:eastAsia="細明體" w:hAnsi="Courier New" w:cs="Times New Roman" w:hint="eastAsia"/>
+      <w:color w:val="auto"/>
+      <w:kern w:val="2"/>
+      <w:sz w:val="24"/>
+      <w:szCs w:val="24"/>
+      <w:lang w:eastAsia="zh-TW"/>
+    </w:rPr>
+  </w:style>
+  <w:style w:type="character" w:customStyle="1" w:styleId="affb">
+    <w:name w:val="純文字 字元"/>
+    <w:basedOn w:val="a2"/>
+    <w:link w:val="affa"/>
+    <w:rsid w:val="00F4384C"/>
+    <w:rPr>
+      <w:rFonts w:ascii="細明體" w:eastAsia="細明體" w:hAnsi="Courier New" w:cs="Times New Roman"/>
+      <w:kern w:val="2"/>
+      <w:sz w:val="24"/>
+      <w:szCs w:val="24"/>
+      <w:lang w:eastAsia="zh-TW"/>
+    </w:rPr>
+  </w:style>
+  <w:style w:type="paragraph" w:styleId="affc">
+    <w:name w:val="Normal Indent"/>
+    <w:basedOn w:val="a1"/>
+    <w:rsid w:val="00F4384C"/>
+    <w:pPr>
+      <w:widowControl w:val="0"/>
+      <w:ind w:left="480"/>
+    </w:pPr>
+    <w:rPr>
+      <w:rFonts w:eastAsia="新細明體" w:cs="Times New Roman"/>
+      <w:color w:val="auto"/>
+      <w:kern w:val="2"/>
+      <w:sz w:val="24"/>
+      <w:szCs w:val="20"/>
+      <w:lang w:eastAsia="zh-TW"/>
     </w:rPr>
   </w:style>
 </w:styles>
